--- a/Dokumentacja.docx
+++ b/Dokumentacja.docx
@@ -22,6 +22,37 @@
           <w:szCs w:val="32"/>
         </w:rPr>
         <w:t xml:space="preserve"> projektu dnia 28.05.2026</w:t>
+      </w:r>
+    </w:p>
+    <w:p>
+      <w:pPr>
+        <w:rPr>
+          <w:sz w:val="32"/>
+          <w:szCs w:val="32"/>
+        </w:rPr>
+      </w:pPr>
+      <w:r>
+        <w:rPr>
+          <w:sz w:val="32"/>
+          <w:szCs w:val="32"/>
+        </w:rPr>
+        <w:t xml:space="preserve">Gra ma być jednoosobowa. Ma to być labirynt z 3 poziomami. Postać będzie miała ograniczone pole widzenia, jej zadaniem będzie znalezienie wyjścia bez wejścia na miny, które po naciśnięciu kończą grę przegraną. W tym zadaniu pomagać będą </w:t>
+      </w:r>
+      <w:proofErr w:type="spellStart"/>
+      <w:r>
+        <w:rPr>
+          <w:sz w:val="32"/>
+          <w:szCs w:val="32"/>
+        </w:rPr>
+        <w:t>Power-up’y</w:t>
+      </w:r>
+      <w:proofErr w:type="spellEnd"/>
+      <w:r>
+        <w:rPr>
+          <w:sz w:val="32"/>
+          <w:szCs w:val="32"/>
+        </w:rPr>
+        <w:t>, które czasowo zwiększają pole widzenia postaci. Wraz ze przejściu poziomu trudność będzie wzrastać.</w:t>
       </w:r>
     </w:p>
     <w:sectPr>
@@ -193,6 +224,7 @@
   <w:style w:type="paragraph" w:default="1" w:styleId="Normalny">
     <w:name w:val="Normal"/>
     <w:qFormat/>
+    <w:rsid w:val="00852E7B"/>
   </w:style>
   <w:style w:type="character" w:default="1" w:styleId="Domylnaczcionkaakapitu">
     <w:name w:val="Default Paragraph Font"/>

--- a/Dokumentacja.docx
+++ b/Dokumentacja.docx
@@ -53,6 +53,52 @@
           <w:szCs w:val="32"/>
         </w:rPr>
         <w:t>, które czasowo zwiększają pole widzenia postaci. Wraz ze przejściu poziomu trudność będzie wzrastać.</w:t>
+      </w:r>
+    </w:p>
+    <w:p>
+      <w:pPr>
+        <w:rPr>
+          <w:sz w:val="32"/>
+          <w:szCs w:val="32"/>
+        </w:rPr>
+      </w:pPr>
+      <w:r>
+        <w:rPr>
+          <w:sz w:val="32"/>
+          <w:szCs w:val="32"/>
+        </w:rPr>
+        <w:t>29.05.2026</w:t>
+      </w:r>
+    </w:p>
+    <w:p>
+      <w:pPr>
+        <w:rPr>
+          <w:sz w:val="32"/>
+          <w:szCs w:val="32"/>
+        </w:rPr>
+      </w:pPr>
+      <w:r>
+        <w:rPr>
+          <w:sz w:val="32"/>
+          <w:szCs w:val="32"/>
+        </w:rPr>
+        <w:t xml:space="preserve">Zrobiłam dzisiaj </w:t>
+      </w:r>
+      <w:proofErr w:type="spellStart"/>
+      <w:r>
+        <w:rPr>
+          <w:sz w:val="32"/>
+          <w:szCs w:val="32"/>
+        </w:rPr>
+        <w:t>outline</w:t>
+      </w:r>
+      <w:proofErr w:type="spellEnd"/>
+      <w:r>
+        <w:rPr>
+          <w:sz w:val="32"/>
+          <w:szCs w:val="32"/>
+        </w:rPr>
+        <w:t xml:space="preserve"> labiryntu będzie on do poprawki.</w:t>
       </w:r>
     </w:p>
     <w:sectPr>
